--- a/docs/manuscript/v2/paper1_draft_en_v2.docx
+++ b/docs/manuscript/v2/paper1_draft_en_v2.docx
@@ -189,7 +189,7 @@
           <w:sz w:val="22"/>
           <w:szCs w:val="22"/>
         </w:rPr>
-        <w:t xml:space="preserve"> 862 cases and 161,737 60-second windows were analysed. ΔT and RI explained almost none of the within-case PWTT variation (prespecified regression r² = 0.000; 0.044 with an intercept). Mean arterial pressure alone explained 0.139 on the same data, so PWTT does move, but its movement is not captured by these indices. The sign of the ΔT coefficient matched the hypothesis in 78% of cases, but a 10% change in ΔT moved PWTT by only 0.27%. In the positive control, ΔT shortened with age as predicted (rank correlation −0.197, 95% CI −0.261 to −0.131). RI is only weakly related to age (+0.041), so this control could not judge its validity. In the virtual population, decomposition-derived ΔT correlated with aortic pulse wave velocity in the predicted direction in all six age decades but weakly (median |ρ| 0.22), and RI with peripheral resistance at 0.21, whereas indices read directly from the systolic and diastolic peaks of the same waveforms (fiducial-point method) met the prespecified criterion (ΔT 0.71, reflection index 0.50, second-derivative ageing index 0.89). When PWTT was split, the central segment containing the pre-ejection period accounted for 7% of within-case variation; most lay in the radial-to-finger segment. Correcting the calibration constant did not improve accuracy (percentage error 27.2% corrected versus 26.9% uncorrected; difference +0.2 points, 95% CI +0.1 to +0.4). With the early amplitude ratio, the explained fraction fell to 0.0002 and the within-case sign agreement fell to 51%, chance level.</w:t>
+        <w:t xml:space="preserve"> 862 cases and 161,737 60-second windows were analysed. ΔT and RI explained almost none of the within-case PWTT variation (prespecified regression r² = 0.000; 0.044 with an intercept). Mean arterial pressure alone explained 0.139 on the same data, so PWTT does move, but its movement is not captured by these indices. The sign of the ΔT coefficient matched the hypothesis in 78% of cases, but a 10% change in ΔT moved PWTT by only 0.27%. In the positive control, ΔT shortened with age as predicted (rank correlation −0.197, 95% CI −0.261 to −0.131). RI is only weakly related to age (+0.041), so this control could not judge its validity. In the virtual population, decomposition-derived ΔT correlated with aortic pulse wave velocity in the predicted direction in all six age decades but weakly (median |ρ| 0.22), and RI with peripheral resistance at 0.21, whereas indices read directly from the systolic and diastolic peaks of the same waveforms (fiducial-point method) met the prespecified criterion (ΔT 0.71, reflection index 0.50, second-derivative ageing index 0.89). When PWTT was split, most within-case variation lay in the interval from the radial upstroke to the photoplethysmographic foot, and its size (standard deviation about 18 ms) exceeds the physiological range of transit time there (4–16 ms), so it reads as movement of the photoplethysmographic foot time rather than arterial transit. Correcting the calibration constant did not improve accuracy (percentage error 27.2% corrected versus 26.9% uncorrected; difference +0.2 points, 95% CI +0.1 to +0.4). With the early amplitude ratio, the explained fraction fell to 0.0002 and the within-case sign agreement fell to 51%, chance level.</w:t>
       </w:r>
     </w:p>
     <w:p>
@@ -214,7 +214,7 @@
           <w:sz w:val="22"/>
           <w:szCs w:val="22"/>
         </w:rPr>
-        <w:t xml:space="preserve"> The premise behind correcting the PWTT calibration constant with photoplethysmography-derived vascular indices does not hold quantitatively. The part of intraoperative PWTT variation that these indices explain is detectable in direction but far too small to use for correction. In the virtual population the decomposition-derived indices did not track the true vascular values whereas fiducial points read from the same waveforms did, so the limitation lies in how the index is extracted rather than in photoplethysmography itself; but replacing the index with one that does track ground truth still did not rescue the premise, so the limitation is not only index quality. Because most intraoperative PWTT variation lay in the distal segment, whose physiological range is far narrower, the measurement of transit time itself also warrants scrutiny.</w:t>
+        <w:t xml:space="preserve"> The premise behind correcting the PWTT calibration constant with photoplethysmography-derived vascular indices does not hold quantitatively. The part of intraoperative PWTT variation that these indices explain is detectable in direction but far too small to use for correction. In the virtual population the decomposition-derived indices did not track the true vascular values whereas fiducial points read from the same waveforms did, so the limitation lies in how the index is extracted rather than in photoplethysmography itself; but replacing the index with one that does track ground truth still did not rescue the premise, so the limitation is not only index quality. Most intraoperative PWTT variation lay on the photoplethysmographic side of the measurement, where its size exceeds the physiological range of transit time in that interval; this is consistent with the vascular indices not accounting for it, and it makes the measurement of transit time itself an object of study.</w:t>
       </w:r>
     </w:p>
     <w:p>
@@ -5867,7 +5867,7 @@
           <w:sz w:val="22"/>
           <w:szCs w:val="22"/>
         </w:rPr>
-        <w:t xml:space="preserve"> The distal term passed the measurability gate (lag-1 autocorrelation +0.654, coefficient of variation 0.037, no within-case drift). The interval from the R wave to the radial upstroke, T1, was 180 ms (IQR 166–192). Δ(T2 − T1), which contains no pre-ejection period, was explained by ΔT no better than ΔPWTT was (r² = 0.008; within-case ρ +0.122 against +0.216 for ΔPWTT), so the null of the primary analysis is not produced by opposing movements of the pre-ejection period and transit time. Within cases, most of the variance of ΔPWTT lay in the distal (radial-to-finger) segment: ΔPWTT% regressed on the relative change of the distal segment alone gave r² 0.534, on the central segment (R wave to radial, ΔT1%) alone 0.073, and on both together 0.977. Because PWTT is the sum of the two segments, both together would explain it completely if fitted case by case; the pooled value falls short of 1 because the two segments make up different proportions of PWTT in different cases while a single pair of coefficients is fitted to all. This is a decomposition of variance, not a causal explanation, and any timing error in the photoplethysmographic foot falls entirely in the distal segment. Indices derived from the arterial pressure waveform (diastolic decay time constant and maximal dP/dt) explained ΔPWTT no better (r² = 0.015).</w:t>
+        <w:t xml:space="preserve"> The interval from the radial upstroke to the photoplethysmographic foot, T2 − T1, passed the measurability gate (lag-1 autocorrelation +0.654, coefficient of variation 0.037, no within-case drift). The interval from the R wave to the radial upstroke, T1, was 180 ms (IQR 166–192). Δ(T2 − T1), which contains no pre-ejection period, was explained by ΔT no better than ΔPWTT was (r² = 0.008; within-case ρ +0.122 against +0.216 for ΔPWTT), so the null of the primary analysis is not produced by opposing movements of the pre-ejection period and transit time. Within cases, most of the variance of ΔPWTT lay in the interval from the radial upstroke to the photoplethysmographic foot: ΔPWTT% regressed on the relative change of that interval alone gave r² 0.534, on the interval from the R wave to the radial upstroke (ΔT1%) alone 0.073, and on both together 0.977. Because PWTT is the sum of the two intervals, both together would explain it completely if fitted case by case; the pooled value falls short of 1 because the two intervals make up different proportions of PWTT in different cases while a single pair of coefficients is fitted to all. The within-case variation of that interval is a coefficient of variation of 0.037 on a median of 479 ms, a standard deviation of about 18 ms, which exceeds the physiological range of radial-to-finger transit (8 ms, 4–16 ms; see below). The variation of this interval is therefore not arterial transit but movement of the photoplethysmographic foot time; whether that is a morphology-dependent shift of the detected foot or device-side fluctuation cannot be separated in these data. The two single-interval r² sum to 0.61, far below the 0.98 obtained with both, which means the two interval changes are negatively correlated within cases, as an error in detecting the radial upstroke would make them: it enters the two intervals with opposite signs and cancels in their sum. The shares of the individual intervals are therefore approximate, and only the joint decomposition is exact. This is a decomposition of variance, not a causal explanation. Indices derived from the arterial pressure waveform (diastolic decay time constant and maximal dP/dt) explained ΔPWTT no better (r² = 0.015).</w:t>
       </w:r>
     </w:p>
     <w:p>
@@ -6152,7 +6152,7 @@
           <w:sz w:val="22"/>
           <w:szCs w:val="22"/>
         </w:rPr>
-        <w:t xml:space="preserve"> Our result is what the mechanistic literature predicts rather than an anomaly. PWTT measured from the R wave contains the pre-ejection period in addition to arterial transit time [Ochiai 1999], and this cardiac term is not a small correction: transit time measured from the electrocardiogram has been judged unreliable as a marker of purely vascular function for this reason [Payne 2006]; pulse arrival time fails in settings where true transit time succeeds [Zhang &amp; Mukkamala 2011]; the decoupling between them is intervention- and subject-dependent [Balmer 2018]; the pre-ejection period varies by tens of milliseconds under sympathetic activation [Pilz 2023]; and it can move opposite to vascular transit time in the same subject [Djupedal 2022], which is a direct mechanism for a large change in PWTT accompanied by no change in vascular indices. Most pointedly, the manufacturer's own investigators reported that the pre-ejection period accounted for approximately half of the change in PWTT [Sugo 2012]. The present study confirms the first half of that mechanism — the vascular indices do not explain PWTT — but not the second: when PWTT was split at the radial line (§3.6), the term containing the pre-ejection period accounted for only 7% of its within-case variance, and removing it did not unmask a vascular relationship. In this intraoperative cohort the dominant variation lay in the distal, photoplethysmographic segment. Either way, the result explains why improving the calibration procedure alone does not repair the method [Smetkin 2017]. Consistent with it, when heart rate — a marker of chronotropic and autonomic state — was added to the primary regression as an exploratory analysis, it alone explained 7.7% of within-case PWTT variation where the vascular indices explained none, and their coefficients were unchanged by its inclusion.</w:t>
+        <w:t xml:space="preserve"> Our result is what the mechanistic literature predicts rather than an anomaly. PWTT measured from the R wave contains the pre-ejection period in addition to arterial transit time [Ochiai 1999], and this cardiac term is not a small correction: transit time measured from the electrocardiogram has been judged unreliable as a marker of purely vascular function for this reason [Payne 2006]; pulse arrival time fails in settings where true transit time succeeds [Zhang &amp; Mukkamala 2011]; the decoupling between them is intervention- and subject-dependent [Balmer 2018]; the pre-ejection period varies by tens of milliseconds under sympathetic activation [Pilz 2023]; and it can move opposite to vascular transit time in the same subject [Djupedal 2022], which is a direct mechanism for a large change in PWTT accompanied by no change in vascular indices. Most pointedly, the manufacturer's own investigators reported that the pre-ejection period accounted for approximately half of the change in PWTT [Sugo 2012]. The present study confirms the first half of that mechanism — the vascular indices do not explain PWTT — but not the second: when PWTT was split at the radial line (§3.6), the term containing the pre-ejection period accounted for only 7% of its within-case variance, and removing it did not unmask a vascular relationship. In this intraoperative cohort most of the within-case variation of PWTT lay on the photoplethysmographic side of the measurement, in the interval from the radial upstroke to the photoplethysmographic foot, where a within-case standard deviation of about 18 ms exceeds the 4–16 ms physiological range of transit time, so it is read as movement of the photoplethysmographic foot time rather than arterial transit. That the vascular indices did not account for ΔPWTT is consistent with this, the variation not being transit. Either way, the result explains why improving the calibration procedure alone does not repair the method [Smetkin 2017]. Consistent with it, when heart rate — a marker of chronotropic and autonomic state — was added to the primary regression as an exploratory analysis, it alone explained 7.7% of within-case PWTT variation where the vascular indices explained none, and their coefficients were unchanged by its inclusion.</w:t>
       </w:r>
     </w:p>
     <w:p>
@@ -6222,7 +6222,7 @@
           <w:sz w:val="22"/>
           <w:szCs w:val="22"/>
         </w:rPr>
-        <w:t xml:space="preserve"> achieve, not what any vascular marker could. Two exploratory observations delimit the remaining space. First, mean arterial pressure — a well-measured haemodynamic variable that is itself pressure-dependent-stiffness related through the Bramwell–Hill relation — alone explained 0.139 of within-case PWTT variation, roughly three times the vascular indices, and heart rate a further 0.081. A vascular contribution to intraoperative PWTT therefore exists and is measurable; it is simply not what the pulse-decomposition indices captured. Second, all measured variables together (indices, pressure, heart rate) explained 0.196, whereas the lag-1 autocorrelation of PWTT (+0.75) implies a reproducible, non-noise component of roughly 0.56–0.75. A substantial reproducible fraction of PWTT variation therefore remains unexplained by anything we measured. Splitting PWTT at the radial line (§3.6) located most of that variance in the distal segment, whose true physiological range in a virtual population is only 4–16 ms against a within-case standard deviation of about 18 ms here, so it is more plausibly a property of how the photoplethysmographic foot is timed than of the vasculature or the heart. The honest statement is not that vascular correction has no room, but that the room lies outside what single-site photoplethysmographic decomposition indices reach.</w:t>
+        <w:t xml:space="preserve"> achieve, not what any vascular marker could. Two exploratory observations delimit the remaining space. First, mean arterial pressure — a well-measured haemodynamic variable that is itself pressure-dependent-stiffness related through the Bramwell–Hill relation — alone explained 0.139 of within-case PWTT variation, roughly three times the vascular indices, and heart rate a further 0.081. A vascular contribution to intraoperative PWTT therefore exists and is measurable; it is simply not what the pulse-decomposition indices captured. Second, all measured variables together (indices, pressure, heart rate) explained 0.196, whereas the lag-1 autocorrelation of PWTT (+0.75) implies a reproducible, non-noise component of roughly 0.56–0.75. A substantial reproducible fraction of PWTT variation therefore remains unexplained by anything we measured. Splitting PWTT at the radial line (§3.6) located most of that variance in the interval from the radial upstroke to the photoplethysmographic foot, whose true physiological range in a virtual population is only 4–16 ms against a within-case standard deviation of about 18 ms here, so it is more plausibly a property of how the photoplethysmographic foot is timed than of the vasculature or the heart. The honest statement is not that vascular correction has no room, but that the room lies outside what single-site photoplethysmographic decomposition indices reach.</w:t>
       </w:r>
     </w:p>
     <w:p>
@@ -6322,7 +6322,7 @@
           <w:sz w:val="22"/>
           <w:szCs w:val="22"/>
         </w:rPr>
-        <w:t xml:space="preserve"> In a large perioperative waveform database, window-by-window variation in pulse wave transit time was largely unexplained by a photoplethysmography-derived index of arterial stiffness, despite evidence that this index was measured well enough to detect a known vascular signal; the corresponding amplitude-derived index could not be validated in this signal source. Tested against ground truth in a virtual population, neither decomposition-derived index tracked its intended target closely enough to serve as a correction variable, whereas fiducial-point-derived indices of the same waveforms did; the limitation therefore lies in what this decomposition extracts rather than in the monitor's signal or in photoplethysmographic morphology as such. Whether a different decomposition would recover the same information was not tested. Dynamic correction of the calibration constant of transit-time cardiac output estimation using these indices has little room to work. Two directions follow, and both are testable in existing data: whether fiducial-point features survive in a processed monitor photoplethysmogram well enough to repeat the premise test, and the measurement of transit time itself, since most of the intraoperative variation lay in the distal photoplethysmographic segment, whose true physiological range is far too narrow to account for it.</w:t>
+        <w:t xml:space="preserve"> In a large perioperative waveform database, window-by-window variation in pulse wave transit time was largely unexplained by a photoplethysmography-derived index of arterial stiffness, despite evidence that this index was measured well enough to detect a known vascular signal; the corresponding amplitude-derived index could not be validated in this signal source. Tested against ground truth in a virtual population, neither decomposition-derived index tracked its intended target closely enough to serve as a correction variable, whereas fiducial-point-derived indices of the same waveforms did; the limitation therefore lies in what this decomposition extracts rather than in the monitor's signal or in photoplethysmographic morphology as such. Whether a different decomposition would recover the same information was not tested. Dynamic correction of the calibration constant of transit-time cardiac output estimation using these indices has little room to work. Two directions follow, and both are testable in existing data: whether fiducial-point features survive in a processed monitor photoplethysmogram well enough to repeat the premise test, and the measurement of transit time itself, since most of the intraoperative variation lay on the photoplethysmographic side of the measurement, in the interval from the radial upstroke to the photoplethysmographic foot, whose physiological range of transit time is far too narrow to account for it.</w:t>
       </w:r>
     </w:p>
     <w:p>
@@ -7196,18 +7196,7 @@
           <w:sz w:val="22"/>
           <w:szCs w:val="22"/>
         </w:rPr>
-        <w:t xml:space="preserve">27. Yang S, Sohn J, Lee S, Lee J, Kim HC. Estimation and validation of arterial blood pressure using photoplethysmogram morphology features in conjunction with pulse arrival time in large open databases. IEEE J Biomed Health Inform. 2021;25(4):1018-1030. PMID 32750963. </w:t>
-      </w:r>
-      <w:r>
-        <w:rPr>
-          <w:rFonts w:ascii="Times New Roman" w:cs="Times New Roman" w:eastAsia="Times New Roman" w:hAnsi="Times New Roman"/>
-          <w:b/>
-          <w:bCs/>
-          <w:color w:val="000000"/>
-          <w:sz w:val="22"/>
-          <w:szCs w:val="22"/>
-        </w:rPr>
-        <w:t xml:space="preserve">← 引用漏れは隠蔽と受け取られる。最重要</w:t>
+        <w:t xml:space="preserve">27. Yang S, Sohn J, Lee S, Lee J, Kim HC. Estimation and validation of arterial blood pressure using photoplethysmogram morphology features in conjunction with pulse arrival time in large open databases. IEEE J Biomed Health Inform. 2021;25(4):1018-1030. PMID 32750963.</w:t>
       </w:r>
     </w:p>
     <w:p>

--- a/docs/manuscript/v2/paper1_draft_en_v2.docx
+++ b/docs/manuscript/v2/paper1_draft_en_v2.docx
@@ -189,7 +189,7 @@
           <w:sz w:val="22"/>
           <w:szCs w:val="22"/>
         </w:rPr>
-        <w:t xml:space="preserve"> 862 cases and 161,737 60-second windows were analysed. ΔT and RI explained almost none of the within-case PWTT variation (prespecified regression r² = 0.000; 0.044 with an intercept). Mean arterial pressure alone explained 0.139 on the same data, so PWTT does move, but its movement is not captured by these indices. The sign of the ΔT coefficient matched the hypothesis in 78% of cases, but a 10% change in ΔT moved PWTT by only 0.27%. In the positive control, ΔT shortened with age as predicted (rank correlation −0.197, 95% CI −0.261 to −0.131). RI is only weakly related to age (+0.041), so this control could not judge its validity. In the virtual population, decomposition-derived ΔT correlated with aortic pulse wave velocity in the predicted direction in all six age decades but weakly (median |ρ| 0.22), and RI with peripheral resistance at 0.21, whereas indices read directly from the systolic and diastolic peaks of the same waveforms (fiducial-point method) met the prespecified criterion (ΔT 0.71, reflection index 0.50, second-derivative ageing index 0.89). When PWTT was split, most within-case variation lay in the interval from the radial upstroke to the photoplethysmographic foot, and its size (standard deviation about 18 ms) exceeds the physiological range of transit time there (4–16 ms), so it reads as movement of the photoplethysmographic foot time rather than arterial transit. Correcting the calibration constant did not improve accuracy (percentage error 27.2% corrected versus 26.9% uncorrected; difference +0.2 points, 95% CI +0.1 to +0.4). With the early amplitude ratio, the explained fraction fell to 0.0002 and the within-case sign agreement fell to 51%, chance level.</w:t>
+        <w:t xml:space="preserve"> 862 cases and 161,737 60-second windows were analysed. ΔT and RI explained almost none of the within-case PWTT variation (prespecified regression r² = 0.000; 0.044 with an intercept). Mean arterial pressure alone explained 0.139 on the same data, so PWTT does move, but its movement is not captured by these indices. The sign of the ΔT coefficient matched the hypothesis in 78% of cases, but a 10% change in ΔT moved PWTT by only 0.27%. In the positive control, ΔT shortened with age as predicted (rank correlation −0.197, 95% CI −0.261 to −0.131). RI is only weakly related to age (+0.041), so this control could not judge its validity. In the virtual population, decomposition-derived ΔT correlated with aortic pulse wave velocity in the predicted direction in all six age decades but weakly (median |ρ| 0.22), and RI with peripheral resistance at 0.21, whereas indices read directly from the systolic and diastolic peaks of the same waveforms (fiducial-point method) met the prespecified criterion (ΔT 0.71, reflection index 0.50, second-derivative ageing index 0.89). When PWTT was split, most within-case variation lay in the interval from the radial upstroke to the photoplethysmographic foot, and its size (a median within-case standard deviation of 17.5 ms) exceeds the physiological range of transit time there (4–16 ms), so it reads as movement of the photoplethysmographic foot time rather than arterial transit. Correcting the calibration constant did not improve accuracy (percentage error 27.2% corrected versus 26.9% uncorrected; difference +0.2 points, 95% CI +0.1 to +0.4). With the early amplitude ratio, the explained fraction fell to 0.0002 and the within-case sign agreement fell to 51%, chance level.</w:t>
       </w:r>
     </w:p>
     <w:p>
@@ -5867,7 +5867,7 @@
           <w:sz w:val="22"/>
           <w:szCs w:val="22"/>
         </w:rPr>
-        <w:t xml:space="preserve"> The interval from the radial upstroke to the photoplethysmographic foot, T2 − T1, passed the measurability gate (lag-1 autocorrelation +0.654, coefficient of variation 0.037, no within-case drift). The interval from the R wave to the radial upstroke, T1, was 180 ms (IQR 166–192). Δ(T2 − T1), which contains no pre-ejection period, was explained by ΔT no better than ΔPWTT was (r² = 0.008; within-case ρ +0.122 against +0.216 for ΔPWTT), so the null of the primary analysis is not produced by opposing movements of the pre-ejection period and transit time. Within cases, most of the variance of ΔPWTT lay in the interval from the radial upstroke to the photoplethysmographic foot: ΔPWTT% regressed on the relative change of that interval alone gave r² 0.534, on the interval from the R wave to the radial upstroke (ΔT1%) alone 0.073, and on both together 0.977. Because PWTT is the sum of the two intervals, both together would explain it completely if fitted case by case; the pooled value falls short of 1 because the two intervals make up different proportions of PWTT in different cases while a single pair of coefficients is fitted to all. The within-case variation of that interval is a coefficient of variation of 0.037 on a median of 479 ms, a standard deviation of about 18 ms, which exceeds the physiological range of radial-to-finger transit (8 ms, 4–16 ms; see below). The variation of this interval is therefore not arterial transit but movement of the photoplethysmographic foot time; whether that is a morphology-dependent shift of the detected foot or device-side fluctuation cannot be separated in these data. The two single-interval r² sum to 0.61, far below the 0.98 obtained with both, which means the two interval changes are negatively correlated within cases, as an error in detecting the radial upstroke would make them: it enters the two intervals with opposite signs and cancels in their sum. The shares of the individual intervals are therefore approximate, and only the joint decomposition is exact. This is a decomposition of variance, not a causal explanation. Indices derived from the arterial pressure waveform (diastolic decay time constant and maximal dP/dt) explained ΔPWTT no better (r² = 0.015).</w:t>
+        <w:t xml:space="preserve"> The interval from the radial upstroke to the photoplethysmographic foot, T2 − T1, passed the measurability gate (lag-1 autocorrelation +0.654, coefficient of variation 0.037, no within-case drift). The interval from the R wave to the radial upstroke, T1, was 180 ms (IQR 166–192). Δ(T2 − T1), which contains no pre-ejection period, was explained by ΔT no better than ΔPWTT was (r² = 0.008; within-case ρ +0.122 against +0.216 for ΔPWTT), so the null of the primary analysis is not produced by opposing movements of the pre-ejection period and transit time. Within cases, most of the variance of ΔPWTT lay in the interval from the radial upstroke to the photoplethysmographic foot: ΔPWTT% regressed on the relative change of that interval alone gave r² 0.534, on the interval from the R wave to the radial upstroke (ΔT1%) alone 0.073, and on both together 0.977. Because PWTT is the sum of the two intervals, both together would explain it completely if fitted case by case; the pooled value falls short of 1 because the two intervals make up different proportions of PWTT in different cases while a single pair of coefficients is fitted to all. The within-case variation of that interval is a coefficient of variation of 0.037 on a median of 479 ms, a median within-case standard deviation of 17.5 ms, which exceeds the physiological range of radial-to-finger transit (8 ms, 4–16 ms; see below). The variation of this interval is therefore not arterial transit but movement of the photoplethysmographic foot time; whether that is a morphology-dependent shift of the detected foot or device-side fluctuation cannot be separated in these data. The two single-interval r² sum to 0.61, far below the 0.98 obtained with both, which means the two interval changes are negatively correlated within cases, as an error in detecting the radial upstroke would make them: it enters the two intervals with opposite signs and cancels in their sum. The two interval changes were indeed negatively correlated within cases (median Spearman ρ −0.15, negative in 70% of cases), and in a decomposition in milliseconds the cross term cancelled 22% of the variance of ΔPWTT (case median; 42% on pooled windows). The median within-case standard deviations were 12.1 ms for the interval from the R wave to the radial upstroke, 17.5 ms for the interval from the radial upstroke to the photoplethysmographic foot, and 19.0 ms for PWTT. The shares of the individual intervals are therefore approximate, and only the joint decomposition is exact. This is a decomposition of variance, not a causal explanation. Indices derived from the arterial pressure waveform (diastolic decay time constant and maximal dP/dt) explained ΔPWTT no better (r² = 0.015).</w:t>
       </w:r>
     </w:p>
     <w:p>
@@ -6152,7 +6152,7 @@
           <w:sz w:val="22"/>
           <w:szCs w:val="22"/>
         </w:rPr>
-        <w:t xml:space="preserve"> Our result is what the mechanistic literature predicts rather than an anomaly. PWTT measured from the R wave contains the pre-ejection period in addition to arterial transit time [Ochiai 1999], and this cardiac term is not a small correction: transit time measured from the electrocardiogram has been judged unreliable as a marker of purely vascular function for this reason [Payne 2006]; pulse arrival time fails in settings where true transit time succeeds [Zhang &amp; Mukkamala 2011]; the decoupling between them is intervention- and subject-dependent [Balmer 2018]; the pre-ejection period varies by tens of milliseconds under sympathetic activation [Pilz 2023]; and it can move opposite to vascular transit time in the same subject [Djupedal 2022], which is a direct mechanism for a large change in PWTT accompanied by no change in vascular indices. Most pointedly, the manufacturer's own investigators reported that the pre-ejection period accounted for approximately half of the change in PWTT [Sugo 2012]. The present study confirms the first half of that mechanism — the vascular indices do not explain PWTT — but not the second: when PWTT was split at the radial line (§3.6), the term containing the pre-ejection period accounted for only 7% of its within-case variance, and removing it did not unmask a vascular relationship. In this intraoperative cohort most of the within-case variation of PWTT lay on the photoplethysmographic side of the measurement, in the interval from the radial upstroke to the photoplethysmographic foot, where a within-case standard deviation of about 18 ms exceeds the 4–16 ms physiological range of transit time, so it is read as movement of the photoplethysmographic foot time rather than arterial transit. That the vascular indices did not account for ΔPWTT is consistent with this, the variation not being transit. Either way, the result explains why improving the calibration procedure alone does not repair the method [Smetkin 2017]. Consistent with it, when heart rate — a marker of chronotropic and autonomic state — was added to the primary regression as an exploratory analysis, it alone explained 7.7% of within-case PWTT variation where the vascular indices explained none, and their coefficients were unchanged by its inclusion.</w:t>
+        <w:t xml:space="preserve"> Our result is what the mechanistic literature predicts rather than an anomaly. PWTT measured from the R wave contains the pre-ejection period in addition to arterial transit time [Ochiai 1999], and this cardiac term is not a small correction: transit time measured from the electrocardiogram has been judged unreliable as a marker of purely vascular function for this reason [Payne 2006]; pulse arrival time fails in settings where true transit time succeeds [Zhang &amp; Mukkamala 2011]; the decoupling between them is intervention- and subject-dependent [Balmer 2018]; the pre-ejection period varies by tens of milliseconds under sympathetic activation [Pilz 2023]; and it can move opposite to vascular transit time in the same subject [Djupedal 2022], which is a direct mechanism for a large change in PWTT accompanied by no change in vascular indices. Most pointedly, the manufacturer's own investigators reported that the pre-ejection period accounted for approximately half of the change in PWTT [Sugo 2012]. The present study confirms the first half of that mechanism — the vascular indices do not explain PWTT — but not the second: when PWTT was split at the radial line (§3.6), the term containing the pre-ejection period accounted for only 7% of its within-case variance, and removing it did not unmask a vascular relationship. In this intraoperative cohort most of the within-case variation of PWTT lay on the photoplethysmographic side of the measurement, in the interval from the radial upstroke to the photoplethysmographic foot, where a median within-case standard deviation of 17.5 ms exceeds the 4–16 ms physiological range of transit time, so it is read as movement of the photoplethysmographic foot time rather than arterial transit. That the vascular indices did not account for ΔPWTT is consistent with this, the variation not being transit. Either way, the result explains why improving the calibration procedure alone does not repair the method [Smetkin 2017]. Consistent with it, when heart rate — a marker of chronotropic and autonomic state — was added to the primary regression as an exploratory analysis, it alone explained 7.7% of within-case PWTT variation where the vascular indices explained none, and their coefficients were unchanged by its inclusion.</w:t>
       </w:r>
     </w:p>
     <w:p>
@@ -6222,7 +6222,7 @@
           <w:sz w:val="22"/>
           <w:szCs w:val="22"/>
         </w:rPr>
-        <w:t xml:space="preserve"> achieve, not what any vascular marker could. Two exploratory observations delimit the remaining space. First, mean arterial pressure — a well-measured haemodynamic variable that is itself pressure-dependent-stiffness related through the Bramwell–Hill relation — alone explained 0.139 of within-case PWTT variation, roughly three times the vascular indices, and heart rate a further 0.081. A vascular contribution to intraoperative PWTT therefore exists and is measurable; it is simply not what the pulse-decomposition indices captured. Second, all measured variables together (indices, pressure, heart rate) explained 0.196, whereas the lag-1 autocorrelation of PWTT (+0.75) implies a reproducible, non-noise component of roughly 0.56–0.75. A substantial reproducible fraction of PWTT variation therefore remains unexplained by anything we measured. Splitting PWTT at the radial line (§3.6) located most of that variance in the interval from the radial upstroke to the photoplethysmographic foot, whose true physiological range in a virtual population is only 4–16 ms against a within-case standard deviation of about 18 ms here, so it is more plausibly a property of how the photoplethysmographic foot is timed than of the vasculature or the heart. The honest statement is not that vascular correction has no room, but that the room lies outside what single-site photoplethysmographic decomposition indices reach.</w:t>
+        <w:t xml:space="preserve"> achieve, not what any vascular marker could. Two exploratory observations delimit the remaining space. First, mean arterial pressure — a well-measured haemodynamic variable that is itself pressure-dependent-stiffness related through the Bramwell–Hill relation — alone explained 0.139 of within-case PWTT variation, roughly three times the vascular indices, and heart rate a further 0.081. A vascular contribution to intraoperative PWTT therefore exists and is measurable; it is simply not what the pulse-decomposition indices captured. Second, all measured variables together (indices, pressure, heart rate) explained 0.196, whereas the lag-1 autocorrelation of PWTT (+0.75) implies a reproducible, non-noise component of roughly 0.56–0.75. A substantial reproducible fraction of PWTT variation therefore remains unexplained by anything we measured. Splitting PWTT at the radial line (§3.6) located most of that variance in the interval from the radial upstroke to the photoplethysmographic foot, whose true physiological range in a virtual population is only 4–16 ms against a median within-case standard deviation of 17.5 ms here, so it is more plausibly a property of how the photoplethysmographic foot is timed than of the vasculature or the heart. The honest statement is not that vascular correction has no room, but that the room lies outside what single-site photoplethysmographic decomposition indices reach.</w:t>
       </w:r>
     </w:p>
     <w:p>

--- a/docs/manuscript/v2/paper1_draft_en_v2.docx
+++ b/docs/manuscript/v2/paper1_draft_en_v2.docx
@@ -189,7 +189,7 @@
           <w:sz w:val="22"/>
           <w:szCs w:val="22"/>
         </w:rPr>
-        <w:t xml:space="preserve"> 862 cases and 161,737 60-second windows were analysed. ΔT and RI explained almost none of the within-case PWTT variation (prespecified regression r² = 0.000; 0.044 with an intercept). Mean arterial pressure alone explained 0.139 on the same data, so PWTT does move, but its movement is not captured by these indices. The sign of the ΔT coefficient matched the hypothesis in 78% of cases, but a 10% change in ΔT moved PWTT by only 0.27%. In the positive control, ΔT shortened with age as predicted (rank correlation −0.197, 95% CI −0.261 to −0.131). RI is only weakly related to age (+0.041), so this control could not judge its validity. In the virtual population, decomposition-derived ΔT correlated with aortic pulse wave velocity in the predicted direction in all six age decades but weakly (median |ρ| 0.22), and RI with peripheral resistance at 0.21, whereas indices read directly from the systolic and diastolic peaks of the same waveforms (fiducial-point method) met the prespecified criterion (ΔT 0.71, reflection index 0.50, second-derivative ageing index 0.89). When PWTT was split, most within-case variation lay in the interval from the radial upstroke to the photoplethysmographic foot, and its size (a median within-case standard deviation of 17.5 ms) exceeds the physiological range of transit time there (4–16 ms), so it reads as movement of the photoplethysmographic foot time rather than arterial transit. Correcting the calibration constant did not improve accuracy (percentage error 27.2% corrected versus 26.9% uncorrected; difference +0.2 points, 95% CI +0.1 to +0.4). With the early amplitude ratio, the explained fraction fell to 0.0002 and the within-case sign agreement fell to 51%, chance level.</w:t>
+        <w:t xml:space="preserve"> 862 cases and 161,737 60-second windows were analysed. ΔT and RI explained almost none of the within-case PWTT variation (prespecified regression r² = 0.000; 0.044 with an intercept). Mean arterial pressure alone explained 0.139 on the same data, so PWTT does move, but its movement is not captured by these indices. The sign of the ΔT coefficient matched the hypothesis in 78% of cases, but a 10% change in ΔT moved PWTT by only 0.27%. In the positive control, ΔT shortened with age as predicted (rank correlation −0.197, 95% CI −0.261 to −0.131). RI is only weakly related to age (+0.041), so this control could not judge its validity. In the virtual population, decomposition-derived ΔT correlated with aortic pulse wave velocity in the predicted direction in all six age decades but weakly (median |ρ| 0.22), and RI with peripheral resistance at 0.21, whereas indices read directly from the systolic and diastolic peaks of the same waveforms (fiducial-point method) met the prespecified criterion (ΔT 0.71, reflection index 0.50, second-derivative ageing index 0.89). When PWTT was split, the within-case variation of the interval from the radial upstroke to the photoplethysmographic foot (a median within-case standard deviation of 17.5 ms) was of the same order as that of the interval from the R wave to the radial upstroke (12.1 ms) and exceeds the physiological range of transit time there (4–16 ms), so it reads as movement of the photoplethysmographic foot time rather than arterial transit. Correcting the calibration constant did not improve accuracy (percentage error 27.2% corrected versus 26.9% uncorrected; difference +0.2 points, 95% CI +0.1 to +0.4). With the early amplitude ratio, the explained fraction fell to 0.0002 and the within-case sign agreement fell to 51%, chance level.</w:t>
       </w:r>
     </w:p>
     <w:p>
@@ -3008,7 +3008,7 @@
           <w:sz w:val="22"/>
           <w:szCs w:val="22"/>
         </w:rPr>
-        <w:t xml:space="preserve">Excluding the 15 cases used during pipeline development left every conclusion unchanged (847 cases, 158,445 windows: premise r² = 0.005 with coefficients −0.028 and −0.003; within-case r² median 0.102 with 78% sign consistency; percentage error 26.9% in both arms, difference +0.2 percentage points, 95% CI +0.1 to +0.3). In the 16 cases with a reference independent of the arterial pressure waveform, results are reported descriptively in Table 5. Aggregating windows to 5 and 20 minutes reduced percentage error in both arms, as expected when comparing monitors with differing response times (control 26.9% at 60 s; 24.0% at 5 min, 844 cases; 21.8% at 20 min in the 606 cases with sufficient data), but the correction improved accuracy at no aggregation level (difference 0.0 points, 95% CI −0.2 to +0.1 at 5 min; −0.2, 95% CI −0.5 to +0.0 at 20 min) — the accuracy null is therefore not an artefact of the 60-second window. Adding heart rate to the premise regression raised the explained fraction from 0.000 to 0.077 while leaving the vascular coefficients essentially unchanged (ΔSI% −0.020, ΔRI% −0.003, ΔHR% −0.057): within-case PWTT variation tracks heart rate, not the vascular indices, and the vascular null is not produced by heart-rate confounding.</w:t>
+        <w:t xml:space="preserve">Excluding the 15 cases used during pipeline development left every conclusion unchanged (847 cases, 158,445 windows: premise r² = 0.005 with coefficients −0.028 and −0.003; within-case r² median 0.102 with 78% sign consistency; percentage error 26.9% in both arms, difference +0.2 percentage points, 95% CI +0.1 to +0.3). In the 16 cases with a reference independent of the arterial pressure waveform, results are reported descriptively in Table 5. Aggregating windows to 5 and 20 minutes reduced percentage error in both arms, as expected when comparing monitors with differing response times (control 26.9% at 60 s; 24.0% at 5 min, 844 cases; 21.8% at 20 min in the 606 cases with sufficient data), but the correction improved accuracy at no aggregation level (difference 0.0 points, 95% CI −0.2 to +0.1 at 5 min; −0.2, 95% CI −0.5 to +0.0 at 20 min) — the accuracy null is therefore not an artefact of the 60-second window. Adding heart rate to the premise regression raised the explained fraction from 0.000 to 0.077 while leaving the vascular coefficients essentially unchanged (ΔSI% −0.020, ΔRI% −0.003, ΔHR% −0.057): within-case PWTT variation tracks heart rate, not the vascular indices, and the vascular null is not produced by heart-rate confounding [Md Lazin 2020].</w:t>
       </w:r>
     </w:p>
     <w:p>
@@ -5867,7 +5867,7 @@
           <w:sz w:val="22"/>
           <w:szCs w:val="22"/>
         </w:rPr>
-        <w:t xml:space="preserve"> The interval from the radial upstroke to the photoplethysmographic foot, T2 − T1, passed the measurability gate (lag-1 autocorrelation +0.654, coefficient of variation 0.037, no within-case drift). The interval from the R wave to the radial upstroke, T1, was 180 ms (IQR 166–192). Δ(T2 − T1), which contains no pre-ejection period, was explained by ΔT no better than ΔPWTT was (r² = 0.008; within-case ρ +0.122 against +0.216 for ΔPWTT), so the null of the primary analysis is not produced by opposing movements of the pre-ejection period and transit time. Within cases, most of the variance of ΔPWTT lay in the interval from the radial upstroke to the photoplethysmographic foot: ΔPWTT% regressed on the relative change of that interval alone gave r² 0.534, on the interval from the R wave to the radial upstroke (ΔT1%) alone 0.073, and on both together 0.977. Because PWTT is the sum of the two intervals, both together would explain it completely if fitted case by case; the pooled value falls short of 1 because the two intervals make up different proportions of PWTT in different cases while a single pair of coefficients is fitted to all. The within-case variation of that interval is a coefficient of variation of 0.037 on a median of 479 ms, a median within-case standard deviation of 17.5 ms, which exceeds the physiological range of radial-to-finger transit (8 ms, 4–16 ms; see below). The variation of this interval is therefore not arterial transit but movement of the photoplethysmographic foot time; whether that is a morphology-dependent shift of the detected foot or device-side fluctuation cannot be separated in these data. The two single-interval r² sum to 0.61, far below the 0.98 obtained with both, which means the two interval changes are negatively correlated within cases, as an error in detecting the radial upstroke would make them: it enters the two intervals with opposite signs and cancels in their sum. The two interval changes were indeed negatively correlated within cases (median Spearman ρ −0.15, negative in 70% of cases), and in a decomposition in milliseconds the cross term cancelled 22% of the variance of ΔPWTT (case median; 42% on pooled windows). The median within-case standard deviations were 12.1 ms for the interval from the R wave to the radial upstroke, 17.5 ms for the interval from the radial upstroke to the photoplethysmographic foot, and 19.0 ms for PWTT. The shares of the individual intervals are therefore approximate, and only the joint decomposition is exact. This is a decomposition of variance, not a causal explanation. Indices derived from the arterial pressure waveform (diastolic decay time constant and maximal dP/dt) explained ΔPWTT no better (r² = 0.015).</w:t>
+        <w:t xml:space="preserve"> The interval from the radial upstroke to the photoplethysmographic foot, T2 − T1, passed the measurability gate (lag-1 autocorrelation +0.654, coefficient of variation 0.037, no within-case drift). The interval from the R wave to the radial upstroke, T1, was 180 ms (IQR 166–192). Δ(T2 − T1), which contains no pre-ejection period, was explained by ΔT no better than ΔPWTT was (r² = 0.008; within-case ρ +0.122 against +0.216 for ΔPWTT), so the null of the primary analysis is not produced by opposing movements of the pre-ejection period and transit time. Within cases, ΔPWTT% regressed on the relative change of the interval from the radial upstroke to the photoplethysmographic foot alone gave r² 0.534, on the interval from the R wave to the radial upstroke (ΔT1%) alone 0.073, and on both together 0.977. Because PWTT is the sum of the two intervals, both together would explain it completely if fitted case by case; the pooled value falls short of 1 because the two intervals make up different proportions of PWTT in different cases while a single pair of coefficients is fitted to all. The within-case variation of that interval is a coefficient of variation of 0.037 on a median of 479 ms, a median within-case standard deviation of 17.5 ms, which exceeds the physiological range of radial-to-finger transit (8 ms, 4–16 ms; see below). The variation of this interval is therefore not arterial transit but movement of the photoplethysmographic foot time; whether that is a morphology-dependent shift of the detected foot or device-side fluctuation cannot be separated in these data. The two single-interval r² sum to 0.61, far below the 0.98 obtained with both, which means the two interval changes are negatively correlated within cases, as an error in detecting the radial upstroke would make them: it enters the two intervals with opposite signs and cancels in their sum. The two interval changes were indeed negatively correlated within cases (median Spearman ρ −0.15, negative in 70% of cases), and in a decomposition in milliseconds the cross term cancelled 22% of the variance of ΔPWTT (case median; 42% on pooled windows). The median within-case standard deviations were 12.1 ms for the interval from the R wave to the radial upstroke, 17.5 ms for the interval from the radial upstroke to the photoplethysmographic foot, and 19.0 ms for PWTT. The shares of the individual intervals are therefore approximate, and only the joint decomposition is exact. This is a decomposition of variance, not a causal explanation. Indices derived from the arterial pressure waveform (diastolic decay time constant and maximal dP/dt) explained ΔPWTT no better (r² = 0.015).</w:t>
       </w:r>
     </w:p>
     <w:p>
@@ -6152,7 +6152,7 @@
           <w:sz w:val="22"/>
           <w:szCs w:val="22"/>
         </w:rPr>
-        <w:t xml:space="preserve"> Our result is what the mechanistic literature predicts rather than an anomaly. PWTT measured from the R wave contains the pre-ejection period in addition to arterial transit time [Ochiai 1999], and this cardiac term is not a small correction: transit time measured from the electrocardiogram has been judged unreliable as a marker of purely vascular function for this reason [Payne 2006]; pulse arrival time fails in settings where true transit time succeeds [Zhang &amp; Mukkamala 2011]; the decoupling between them is intervention- and subject-dependent [Balmer 2018]; the pre-ejection period varies by tens of milliseconds under sympathetic activation [Pilz 2023]; and it can move opposite to vascular transit time in the same subject [Djupedal 2022], which is a direct mechanism for a large change in PWTT accompanied by no change in vascular indices. Most pointedly, the manufacturer's own investigators reported that the pre-ejection period accounted for approximately half of the change in PWTT [Sugo 2012]. The present study confirms the first half of that mechanism — the vascular indices do not explain PWTT — but not the second: when PWTT was split at the radial line (§3.6), the term containing the pre-ejection period accounted for only 7% of its within-case variance, and removing it did not unmask a vascular relationship. In this intraoperative cohort most of the within-case variation of PWTT lay on the photoplethysmographic side of the measurement, in the interval from the radial upstroke to the photoplethysmographic foot, where a median within-case standard deviation of 17.5 ms exceeds the 4–16 ms physiological range of transit time, so it is read as movement of the photoplethysmographic foot time rather than arterial transit. That the vascular indices did not account for ΔPWTT is consistent with this, the variation not being transit. Either way, the result explains why improving the calibration procedure alone does not repair the method [Smetkin 2017]. Consistent with it, when heart rate — a marker of chronotropic and autonomic state — was added to the primary regression as an exploratory analysis, it alone explained 7.7% of within-case PWTT variation where the vascular indices explained none, and their coefficients were unchanged by its inclusion.</w:t>
+        <w:t xml:space="preserve"> Our result is what the mechanistic literature predicts rather than an anomaly. PWTT measured from the R wave contains the pre-ejection period in addition to arterial transit time [Ochiai 1999], and this cardiac term is not a small correction: transit time measured from the electrocardiogram has been judged unreliable as a marker of purely vascular function for this reason [Payne 2006]; pulse arrival time fails in settings where true transit time succeeds [Zhang &amp; Mukkamala 2011]; the decoupling between them is intervention- and subject-dependent [Balmer 2018]; the pre-ejection period varies by tens of milliseconds under sympathetic activation [Pilz 2023]; and it can move opposite to vascular transit time in the same subject [Djupedal 2022], which is a direct mechanism for a large change in PWTT accompanied by no change in vascular indices. Most pointedly, the manufacturer's own investigators reported that the pre-ejection period accounted for approximately half of the change in PWTT [Sugo 2012]. The present study confirms the first half of that mechanism — the vascular indices do not explain PWTT — but not the second: when PWTT was split at the radial line (§3.6), removing the term containing the pre-ejection period did not unmask a vascular relationship, and the within-case variation of the two intervals was of the same order (median within-case standard deviations 12.1 ms for the R-wave-to-radial interval and 17.5 ms for the interval from the radial upstroke to the photoplethysmographic foot). The latter, on the photoplethysmographic side of the measurement, exceeds the 4–16 ms physiological range of transit time, so it is read as movement of the photoplethysmographic foot time rather than arterial transit. That the vascular indices did not account for ΔPWTT is consistent with this, the variation not being transit. Either way, the result explains why improving the calibration procedure alone does not repair the method [Smetkin 2017]. Consistent with it, when heart rate — a marker of chronotropic and autonomic state — was added to the primary regression as an exploratory analysis, it alone explained 7.7% of within-case PWTT variation where the vascular indices explained none, and their coefficients were unchanged by its inclusion.</w:t>
       </w:r>
     </w:p>
     <w:p>
@@ -6222,7 +6222,7 @@
           <w:sz w:val="22"/>
           <w:szCs w:val="22"/>
         </w:rPr>
-        <w:t xml:space="preserve"> achieve, not what any vascular marker could. Two exploratory observations delimit the remaining space. First, mean arterial pressure — a well-measured haemodynamic variable that is itself pressure-dependent-stiffness related through the Bramwell–Hill relation — alone explained 0.139 of within-case PWTT variation, roughly three times the vascular indices, and heart rate a further 0.081. A vascular contribution to intraoperative PWTT therefore exists and is measurable; it is simply not what the pulse-decomposition indices captured. Second, all measured variables together (indices, pressure, heart rate) explained 0.196, whereas the lag-1 autocorrelation of PWTT (+0.75) implies a reproducible, non-noise component of roughly 0.56–0.75. A substantial reproducible fraction of PWTT variation therefore remains unexplained by anything we measured. Splitting PWTT at the radial line (§3.6) located most of that variance in the interval from the radial upstroke to the photoplethysmographic foot, whose true physiological range in a virtual population is only 4–16 ms against a median within-case standard deviation of 17.5 ms here, so it is more plausibly a property of how the photoplethysmographic foot is timed than of the vasculature or the heart. The honest statement is not that vascular correction has no room, but that the room lies outside what single-site photoplethysmographic decomposition indices reach.</w:t>
+        <w:t xml:space="preserve"> achieve, not what any vascular marker could. Two exploratory observations delimit the remaining space. First, mean arterial pressure — a well-measured haemodynamic variable that is itself pressure-dependent-stiffness related through the Bramwell–Hill relation — alone explained 0.139 of within-case PWTT variation, roughly three times the vascular indices, and heart rate a further 0.081. A vascular contribution to intraoperative PWTT therefore exists and is measurable; it is simply not what the pulse-decomposition indices captured. Second, all measured variables together (indices, pressure, heart rate) explained 0.196, whereas the lag-1 autocorrelation of PWTT (+0.75) implies a reproducible, non-noise component of roughly 0.56–0.75. A substantial reproducible fraction of PWTT variation therefore remains unexplained by anything we measured. Splitting PWTT at the radial line (§3.6) showed that the interval from the radial upstroke to the photoplethysmographic foot, whose true physiological range in a virtual population is only 4–16 ms, varied with a median within-case standard deviation of 17.5 ms here, so that variation is more plausibly a property of how the photoplethysmographic foot is timed than of the vasculature or the heart. The honest statement is not that vascular correction has no room, but that the room lies outside what single-site photoplethysmographic decomposition indices reach.</w:t>
       </w:r>
     </w:p>
     <w:p>
@@ -6322,7 +6322,7 @@
           <w:sz w:val="22"/>
           <w:szCs w:val="22"/>
         </w:rPr>
-        <w:t xml:space="preserve"> In a large perioperative waveform database, window-by-window variation in pulse wave transit time was largely unexplained by a photoplethysmography-derived index of arterial stiffness, despite evidence that this index was measured well enough to detect a known vascular signal; the corresponding amplitude-derived index could not be validated in this signal source. Tested against ground truth in a virtual population, neither decomposition-derived index tracked its intended target closely enough to serve as a correction variable, whereas fiducial-point-derived indices of the same waveforms did; the limitation therefore lies in what this decomposition extracts rather than in the monitor's signal or in photoplethysmographic morphology as such. Whether a different decomposition would recover the same information was not tested. Dynamic correction of the calibration constant of transit-time cardiac output estimation using these indices has little room to work. Two directions follow, and both are testable in existing data: whether fiducial-point features survive in a processed monitor photoplethysmogram well enough to repeat the premise test, and the measurement of transit time itself, since most of the intraoperative variation lay on the photoplethysmographic side of the measurement, in the interval from the radial upstroke to the photoplethysmographic foot, whose physiological range of transit time is far too narrow to account for it.</w:t>
+        <w:t xml:space="preserve"> In a large perioperative waveform database, window-by-window variation in pulse wave transit time was largely unexplained by a photoplethysmography-derived index of arterial stiffness, despite evidence that this index was measured well enough to detect a known vascular signal; the corresponding amplitude-derived index could not be validated in this signal source. Tested against ground truth in a virtual population, neither decomposition-derived index tracked its intended target closely enough to serve as a correction variable, whereas fiducial-point-derived indices of the same waveforms did; the limitation therefore lies in what this decomposition extracts rather than in the monitor's signal or in photoplethysmographic morphology as such. Whether a different decomposition would recover the same information was not tested. Dynamic correction of the calibration constant of transit-time cardiac output estimation using these indices has little room to work. Two directions follow, and both are testable in existing data: whether fiducial-point features survive in a processed monitor photoplethysmogram well enough to repeat the premise test, and the measurement of transit time itself, since the intraoperative variation on the photoplethysmographic side of the measurement, in the interval from the radial upstroke to the photoplethysmographic foot, exceeded the physiological range of transit time there.</w:t>
       </w:r>
     </w:p>
     <w:p>
